--- a/docs/referencias_doi_15.docx
+++ b/docs/referencias_doi_15.docx
@@ -103,40 +103,68 @@
     <w:p>
       <w:pPr>
         <w:pStyle w:val="Normal"/>
-        <w:rPr/>
+        <w:rPr>
+          <w:rFonts w:asciiTheme="minorHAnsi" w:cstheme="minorBidi" w:eastAsiaTheme="minorEastAsia" w:hAnsiTheme="minorHAnsi"/>
+          <w:highlight w:val="none"/>
+          <w:shd w:fill="FFFF00" w:val="clear"/>
+        </w:rPr>
       </w:pPr>
       <w:r>
-        <w:rPr/>
+        <w:rPr>
+          <w:rFonts w:asciiTheme="minorHAnsi" w:cstheme="minorBidi" w:eastAsiaTheme="minorEastAsia" w:hAnsiTheme="minorHAnsi"/>
+          <w:shd w:fill="FFFF00" w:val="clear"/>
+        </w:rPr>
         <w:t>6. Ortiz, R. (1988). Cultura brasileira e identidade nacional. Brasiliense, 12(4), 15-30. https://doi.org/10.1590/S0103-40141988000200003</w:t>
       </w:r>
     </w:p>
     <w:p>
       <w:pPr>
         <w:pStyle w:val="Normal"/>
-        <w:rPr/>
+        <w:rPr>
+          <w:rFonts w:asciiTheme="minorHAnsi" w:cstheme="minorBidi" w:eastAsiaTheme="minorEastAsia" w:hAnsiTheme="minorHAnsi"/>
+          <w:highlight w:val="none"/>
+          <w:shd w:fill="FFFF00" w:val="clear"/>
+        </w:rPr>
       </w:pPr>
       <w:r>
-        <w:rPr/>
+        <w:rPr>
+          <w:rFonts w:asciiTheme="minorHAnsi" w:cstheme="minorBidi" w:eastAsiaTheme="minorEastAsia" w:hAnsiTheme="minorHAnsi"/>
+          <w:shd w:fill="FFFF00" w:val="clear"/>
+        </w:rPr>
         <w:t>7. Shannon, C. E. (1948). A Mathematical Theory of Communication. Bell System Technical Journal, 27(3), 379-423. https://doi.org/10.1002/j.1538-7305.1948.tb01338.x</w:t>
       </w:r>
     </w:p>
     <w:p>
       <w:pPr>
         <w:pStyle w:val="Normal"/>
-        <w:rPr/>
+        <w:rPr>
+          <w:rFonts w:asciiTheme="minorHAnsi" w:cstheme="minorBidi" w:eastAsiaTheme="minorEastAsia" w:hAnsiTheme="minorHAnsi"/>
+          <w:highlight w:val="none"/>
+          <w:shd w:fill="FFFF00" w:val="clear"/>
+        </w:rPr>
       </w:pPr>
       <w:r>
-        <w:rPr/>
+        <w:rPr>
+          <w:rFonts w:asciiTheme="minorHAnsi" w:cstheme="minorBidi" w:eastAsiaTheme="minorEastAsia" w:hAnsiTheme="minorHAnsi"/>
+          <w:shd w:fill="FFFF00" w:val="clear"/>
+        </w:rPr>
         <w:t>8. Bourdieu, P. (1979). Les trois états du capital culturel. Actes de la recherche en sciences sociales, 30(1), 3-6. https://doi.org/10.3406/arss.1979.2654</w:t>
       </w:r>
     </w:p>
     <w:p>
       <w:pPr>
         <w:pStyle w:val="Normal"/>
-        <w:rPr/>
+        <w:rPr>
+          <w:rFonts w:asciiTheme="minorHAnsi" w:cstheme="minorBidi" w:eastAsiaTheme="minorEastAsia" w:hAnsiTheme="minorHAnsi"/>
+          <w:highlight w:val="none"/>
+          <w:shd w:fill="FFFF00" w:val="clear"/>
+        </w:rPr>
       </w:pPr>
       <w:r>
-        <w:rPr/>
+        <w:rPr>
+          <w:rFonts w:asciiTheme="minorHAnsi" w:cstheme="minorBidi" w:eastAsiaTheme="minorEastAsia" w:hAnsiTheme="minorHAnsi"/>
+          <w:shd w:fill="FFFF00" w:val="clear"/>
+        </w:rPr>
         <w:t>9. Swales, J. (1990). Genre analysis and academic writing. English for Specific Purposes, 9(1), 58-65. https://doi.org/10.1016/0889-4906(90)90021-3</w:t>
       </w:r>
     </w:p>
@@ -147,10 +175,17 @@
         <w:bidi w:val="0"/>
         <w:spacing w:lineRule="auto" w:line="276" w:before="0" w:after="200"/>
         <w:jc w:val="left"/>
-        <w:rPr/>
+        <w:rPr>
+          <w:rFonts w:asciiTheme="minorHAnsi" w:cstheme="minorBidi" w:eastAsiaTheme="minorEastAsia" w:hAnsiTheme="minorHAnsi"/>
+          <w:highlight w:val="none"/>
+          <w:shd w:fill="FFFF00" w:val="clear"/>
+        </w:rPr>
       </w:pPr>
       <w:r>
-        <w:rPr/>
+        <w:rPr>
+          <w:rFonts w:asciiTheme="minorHAnsi" w:cstheme="minorBidi" w:eastAsiaTheme="minorEastAsia" w:hAnsiTheme="minorHAnsi"/>
+          <w:shd w:fill="FFFF00" w:val="clear"/>
+        </w:rPr>
         <w:t>10. Eco, U. (1977). Cómo se hace una tesis. Barcelona: Gedisa.</w:t>
       </w:r>
     </w:p>
@@ -196,6 +231,7 @@
         </w:tabs>
         <w:ind w:left="1080" w:hanging="360"/>
       </w:pPr>
+      <w:rPr/>
     </w:lvl>
     <w:lvl w:ilvl="2">
       <w:start w:val="1"/>
@@ -208,6 +244,7 @@
         </w:tabs>
         <w:ind w:left="1440" w:hanging="360"/>
       </w:pPr>
+      <w:rPr/>
     </w:lvl>
     <w:lvl w:ilvl="3">
       <w:start w:val="1"/>
@@ -220,6 +257,7 @@
         </w:tabs>
         <w:ind w:left="1800" w:hanging="360"/>
       </w:pPr>
+      <w:rPr/>
     </w:lvl>
     <w:lvl w:ilvl="4">
       <w:start w:val="1"/>
@@ -232,6 +270,7 @@
         </w:tabs>
         <w:ind w:left="2160" w:hanging="360"/>
       </w:pPr>
+      <w:rPr/>
     </w:lvl>
     <w:lvl w:ilvl="5">
       <w:start w:val="1"/>
@@ -244,6 +283,7 @@
         </w:tabs>
         <w:ind w:left="2520" w:hanging="360"/>
       </w:pPr>
+      <w:rPr/>
     </w:lvl>
     <w:lvl w:ilvl="6">
       <w:start w:val="1"/>
@@ -256,6 +296,7 @@
         </w:tabs>
         <w:ind w:left="2880" w:hanging="360"/>
       </w:pPr>
+      <w:rPr/>
     </w:lvl>
     <w:lvl w:ilvl="7">
       <w:start w:val="1"/>
@@ -268,6 +309,7 @@
         </w:tabs>
         <w:ind w:left="3240" w:hanging="360"/>
       </w:pPr>
+      <w:rPr/>
     </w:lvl>
     <w:lvl w:ilvl="8">
       <w:start w:val="1"/>
@@ -280,6 +322,7 @@
         </w:tabs>
         <w:ind w:left="3600" w:hanging="360"/>
       </w:pPr>
+      <w:rPr/>
     </w:lvl>
   </w:abstractNum>
   <w:abstractNum w:abstractNumId="2">
@@ -309,6 +352,7 @@
         </w:tabs>
         <w:ind w:left="1080" w:hanging="360"/>
       </w:pPr>
+      <w:rPr/>
     </w:lvl>
     <w:lvl w:ilvl="2">
       <w:start w:val="1"/>
@@ -321,6 +365,7 @@
         </w:tabs>
         <w:ind w:left="1440" w:hanging="360"/>
       </w:pPr>
+      <w:rPr/>
     </w:lvl>
     <w:lvl w:ilvl="3">
       <w:start w:val="1"/>
@@ -333,6 +378,7 @@
         </w:tabs>
         <w:ind w:left="1800" w:hanging="360"/>
       </w:pPr>
+      <w:rPr/>
     </w:lvl>
     <w:lvl w:ilvl="4">
       <w:start w:val="1"/>
@@ -345,6 +391,7 @@
         </w:tabs>
         <w:ind w:left="2160" w:hanging="360"/>
       </w:pPr>
+      <w:rPr/>
     </w:lvl>
     <w:lvl w:ilvl="5">
       <w:start w:val="1"/>
@@ -357,6 +404,7 @@
         </w:tabs>
         <w:ind w:left="2520" w:hanging="360"/>
       </w:pPr>
+      <w:rPr/>
     </w:lvl>
     <w:lvl w:ilvl="6">
       <w:start w:val="1"/>
@@ -369,6 +417,7 @@
         </w:tabs>
         <w:ind w:left="2880" w:hanging="360"/>
       </w:pPr>
+      <w:rPr/>
     </w:lvl>
     <w:lvl w:ilvl="7">
       <w:start w:val="1"/>
@@ -381,6 +430,7 @@
         </w:tabs>
         <w:ind w:left="3240" w:hanging="360"/>
       </w:pPr>
+      <w:rPr/>
     </w:lvl>
     <w:lvl w:ilvl="8">
       <w:start w:val="1"/>
@@ -393,6 +443,7 @@
         </w:tabs>
         <w:ind w:left="3600" w:hanging="360"/>
       </w:pPr>
+      <w:rPr/>
     </w:lvl>
   </w:abstractNum>
   <w:abstractNum w:abstractNumId="3">
@@ -422,6 +473,7 @@
         </w:tabs>
         <w:ind w:left="1080" w:hanging="360"/>
       </w:pPr>
+      <w:rPr/>
     </w:lvl>
     <w:lvl w:ilvl="2">
       <w:start w:val="1"/>
@@ -434,6 +486,7 @@
         </w:tabs>
         <w:ind w:left="1440" w:hanging="360"/>
       </w:pPr>
+      <w:rPr/>
     </w:lvl>
     <w:lvl w:ilvl="3">
       <w:start w:val="1"/>
@@ -446,6 +499,7 @@
         </w:tabs>
         <w:ind w:left="1800" w:hanging="360"/>
       </w:pPr>
+      <w:rPr/>
     </w:lvl>
     <w:lvl w:ilvl="4">
       <w:start w:val="1"/>
@@ -458,6 +512,7 @@
         </w:tabs>
         <w:ind w:left="2160" w:hanging="360"/>
       </w:pPr>
+      <w:rPr/>
     </w:lvl>
     <w:lvl w:ilvl="5">
       <w:start w:val="1"/>
@@ -470,6 +525,7 @@
         </w:tabs>
         <w:ind w:left="2520" w:hanging="360"/>
       </w:pPr>
+      <w:rPr/>
     </w:lvl>
     <w:lvl w:ilvl="6">
       <w:start w:val="1"/>
@@ -482,6 +538,7 @@
         </w:tabs>
         <w:ind w:left="2880" w:hanging="360"/>
       </w:pPr>
+      <w:rPr/>
     </w:lvl>
     <w:lvl w:ilvl="7">
       <w:start w:val="1"/>
@@ -494,6 +551,7 @@
         </w:tabs>
         <w:ind w:left="3240" w:hanging="360"/>
       </w:pPr>
+      <w:rPr/>
     </w:lvl>
     <w:lvl w:ilvl="8">
       <w:start w:val="1"/>
@@ -506,6 +564,7 @@
         </w:tabs>
         <w:ind w:left="3600" w:hanging="360"/>
       </w:pPr>
+      <w:rPr/>
     </w:lvl>
   </w:abstractNum>
   <w:abstractNum w:abstractNumId="4">
@@ -533,6 +592,7 @@
         </w:tabs>
         <w:ind w:left="1080" w:hanging="360"/>
       </w:pPr>
+      <w:rPr/>
     </w:lvl>
     <w:lvl w:ilvl="2">
       <w:start w:val="1"/>
@@ -545,6 +605,7 @@
         </w:tabs>
         <w:ind w:left="1440" w:hanging="360"/>
       </w:pPr>
+      <w:rPr/>
     </w:lvl>
     <w:lvl w:ilvl="3">
       <w:start w:val="1"/>
@@ -557,6 +618,7 @@
         </w:tabs>
         <w:ind w:left="1800" w:hanging="360"/>
       </w:pPr>
+      <w:rPr/>
     </w:lvl>
     <w:lvl w:ilvl="4">
       <w:start w:val="1"/>
@@ -569,6 +631,7 @@
         </w:tabs>
         <w:ind w:left="2160" w:hanging="360"/>
       </w:pPr>
+      <w:rPr/>
     </w:lvl>
     <w:lvl w:ilvl="5">
       <w:start w:val="1"/>
@@ -581,6 +644,7 @@
         </w:tabs>
         <w:ind w:left="2520" w:hanging="360"/>
       </w:pPr>
+      <w:rPr/>
     </w:lvl>
     <w:lvl w:ilvl="6">
       <w:start w:val="1"/>
@@ -593,6 +657,7 @@
         </w:tabs>
         <w:ind w:left="2880" w:hanging="360"/>
       </w:pPr>
+      <w:rPr/>
     </w:lvl>
     <w:lvl w:ilvl="7">
       <w:start w:val="1"/>
@@ -605,6 +670,7 @@
         </w:tabs>
         <w:ind w:left="3240" w:hanging="360"/>
       </w:pPr>
+      <w:rPr/>
     </w:lvl>
     <w:lvl w:ilvl="8">
       <w:start w:val="1"/>
@@ -617,6 +683,7 @@
         </w:tabs>
         <w:ind w:left="3600" w:hanging="360"/>
       </w:pPr>
+      <w:rPr/>
     </w:lvl>
   </w:abstractNum>
   <w:abstractNum w:abstractNumId="5">
@@ -644,6 +711,7 @@
         </w:tabs>
         <w:ind w:left="1080" w:hanging="360"/>
       </w:pPr>
+      <w:rPr/>
     </w:lvl>
     <w:lvl w:ilvl="2">
       <w:start w:val="1"/>
@@ -656,6 +724,7 @@
         </w:tabs>
         <w:ind w:left="1440" w:hanging="360"/>
       </w:pPr>
+      <w:rPr/>
     </w:lvl>
     <w:lvl w:ilvl="3">
       <w:start w:val="1"/>
@@ -668,6 +737,7 @@
         </w:tabs>
         <w:ind w:left="1800" w:hanging="360"/>
       </w:pPr>
+      <w:rPr/>
     </w:lvl>
     <w:lvl w:ilvl="4">
       <w:start w:val="1"/>
@@ -680,6 +750,7 @@
         </w:tabs>
         <w:ind w:left="2160" w:hanging="360"/>
       </w:pPr>
+      <w:rPr/>
     </w:lvl>
     <w:lvl w:ilvl="5">
       <w:start w:val="1"/>
@@ -692,6 +763,7 @@
         </w:tabs>
         <w:ind w:left="2520" w:hanging="360"/>
       </w:pPr>
+      <w:rPr/>
     </w:lvl>
     <w:lvl w:ilvl="6">
       <w:start w:val="1"/>
@@ -704,6 +776,7 @@
         </w:tabs>
         <w:ind w:left="2880" w:hanging="360"/>
       </w:pPr>
+      <w:rPr/>
     </w:lvl>
     <w:lvl w:ilvl="7">
       <w:start w:val="1"/>
@@ -716,6 +789,7 @@
         </w:tabs>
         <w:ind w:left="3240" w:hanging="360"/>
       </w:pPr>
+      <w:rPr/>
     </w:lvl>
     <w:lvl w:ilvl="8">
       <w:start w:val="1"/>
@@ -728,6 +802,7 @@
         </w:tabs>
         <w:ind w:left="3600" w:hanging="360"/>
       </w:pPr>
+      <w:rPr/>
     </w:lvl>
   </w:abstractNum>
   <w:abstractNum w:abstractNumId="6">
@@ -755,6 +830,7 @@
         </w:tabs>
         <w:ind w:left="1080" w:hanging="360"/>
       </w:pPr>
+      <w:rPr/>
     </w:lvl>
     <w:lvl w:ilvl="2">
       <w:start w:val="1"/>
@@ -767,6 +843,7 @@
         </w:tabs>
         <w:ind w:left="1440" w:hanging="360"/>
       </w:pPr>
+      <w:rPr/>
     </w:lvl>
     <w:lvl w:ilvl="3">
       <w:start w:val="1"/>
@@ -779,6 +856,7 @@
         </w:tabs>
         <w:ind w:left="1800" w:hanging="360"/>
       </w:pPr>
+      <w:rPr/>
     </w:lvl>
     <w:lvl w:ilvl="4">
       <w:start w:val="1"/>
@@ -791,6 +869,7 @@
         </w:tabs>
         <w:ind w:left="2160" w:hanging="360"/>
       </w:pPr>
+      <w:rPr/>
     </w:lvl>
     <w:lvl w:ilvl="5">
       <w:start w:val="1"/>
@@ -803,6 +882,7 @@
         </w:tabs>
         <w:ind w:left="2520" w:hanging="360"/>
       </w:pPr>
+      <w:rPr/>
     </w:lvl>
     <w:lvl w:ilvl="6">
       <w:start w:val="1"/>
@@ -815,6 +895,7 @@
         </w:tabs>
         <w:ind w:left="2880" w:hanging="360"/>
       </w:pPr>
+      <w:rPr/>
     </w:lvl>
     <w:lvl w:ilvl="7">
       <w:start w:val="1"/>
@@ -827,6 +908,7 @@
         </w:tabs>
         <w:ind w:left="3240" w:hanging="360"/>
       </w:pPr>
+      <w:rPr/>
     </w:lvl>
     <w:lvl w:ilvl="8">
       <w:start w:val="1"/>
@@ -839,6 +921,7 @@
         </w:tabs>
         <w:ind w:left="3600" w:hanging="360"/>
       </w:pPr>
+      <w:rPr/>
     </w:lvl>
   </w:abstractNum>
   <w:abstractNum w:abstractNumId="7">
@@ -989,7 +1072,7 @@
   <w:docDefaults>
     <w:rPrDefault>
       <w:rPr>
-        <w:rFonts w:ascii="Cambria" w:hAnsi="Cambria" w:eastAsia="ＭＳ 明朝" w:cs="" w:asciiTheme="minorHAnsi" w:cstheme="minorBidi" w:eastAsiaTheme="minorEastAsia" w:hAnsiTheme="minorHAnsi"/>
+        <w:rFonts w:ascii="Cambria" w:hAnsi="Cambria" w:eastAsia="" w:cs="" w:asciiTheme="minorHAnsi" w:cstheme="minorBidi" w:eastAsiaTheme="minorEastAsia" w:hAnsiTheme="minorHAnsi"/>
         <w:sz w:val="22"/>
         <w:szCs w:val="22"/>
         <w:lang w:val="en-US" w:eastAsia="en-US" w:bidi="ar-SA"/>
@@ -1146,12 +1229,13 @@
     <w:rsid w:val="00fc693f"/>
     <w:pPr>
       <w:widowControl/>
+      <w:suppressAutoHyphens w:val="true"/>
       <w:bidi w:val="0"/>
       <w:spacing w:lineRule="auto" w:line="276" w:before="0" w:after="200"/>
       <w:jc w:val="left"/>
     </w:pPr>
     <w:rPr>
-      <w:rFonts w:ascii="Cambria" w:hAnsi="Cambria" w:eastAsia="ＭＳ 明朝" w:cs="" w:asciiTheme="minorHAnsi" w:cstheme="minorBidi" w:eastAsiaTheme="minorEastAsia" w:hAnsiTheme="minorHAnsi"/>
+      <w:rFonts w:ascii="Cambria" w:hAnsi="Cambria" w:eastAsia="" w:cs="" w:asciiTheme="minorHAnsi" w:cstheme="minorBidi" w:eastAsiaTheme="minorEastAsia" w:hAnsiTheme="minorHAnsi"/>
       <w:color w:val="auto"/>
       <w:kern w:val="0"/>
       <w:sz w:val="22"/>
@@ -1174,7 +1258,7 @@
       <w:outlineLvl w:val="0"/>
     </w:pPr>
     <w:rPr>
-      <w:rFonts w:ascii="Calibri" w:hAnsi="Calibri" w:eastAsia="ＭＳ ゴシック" w:cs="" w:asciiTheme="majorHAnsi" w:cstheme="majorBidi" w:eastAsiaTheme="majorEastAsia" w:hAnsiTheme="majorHAnsi"/>
+      <w:rFonts w:ascii="Calibri" w:hAnsi="Calibri" w:eastAsia="" w:cs="" w:asciiTheme="majorHAnsi" w:cstheme="majorBidi" w:eastAsiaTheme="majorEastAsia" w:hAnsiTheme="majorHAnsi"/>
       <w:b/>
       <w:bCs/>
       <w:color w:themeColor="accent1" w:themeShade="bf" w:val="365F91"/>
@@ -1198,7 +1282,7 @@
       <w:outlineLvl w:val="1"/>
     </w:pPr>
     <w:rPr>
-      <w:rFonts w:ascii="Calibri" w:hAnsi="Calibri" w:eastAsia="ＭＳ ゴシック" w:cs="" w:asciiTheme="majorHAnsi" w:cstheme="majorBidi" w:eastAsiaTheme="majorEastAsia" w:hAnsiTheme="majorHAnsi"/>
+      <w:rFonts w:ascii="Calibri" w:hAnsi="Calibri" w:eastAsia="" w:cs="" w:asciiTheme="majorHAnsi" w:cstheme="majorBidi" w:eastAsiaTheme="majorEastAsia" w:hAnsiTheme="majorHAnsi"/>
       <w:b/>
       <w:bCs/>
       <w:color w:themeColor="accent1" w:val="4F81BD"/>
@@ -1222,7 +1306,7 @@
       <w:outlineLvl w:val="2"/>
     </w:pPr>
     <w:rPr>
-      <w:rFonts w:ascii="Calibri" w:hAnsi="Calibri" w:eastAsia="ＭＳ ゴシック" w:cs="" w:asciiTheme="majorHAnsi" w:cstheme="majorBidi" w:eastAsiaTheme="majorEastAsia" w:hAnsiTheme="majorHAnsi"/>
+      <w:rFonts w:ascii="Calibri" w:hAnsi="Calibri" w:eastAsia="" w:cs="" w:asciiTheme="majorHAnsi" w:cstheme="majorBidi" w:eastAsiaTheme="majorEastAsia" w:hAnsiTheme="majorHAnsi"/>
       <w:b/>
       <w:bCs/>
       <w:color w:themeColor="accent1" w:val="4F81BD"/>
@@ -1245,7 +1329,7 @@
       <w:outlineLvl w:val="3"/>
     </w:pPr>
     <w:rPr>
-      <w:rFonts w:ascii="Calibri" w:hAnsi="Calibri" w:eastAsia="ＭＳ ゴシック" w:cs="" w:asciiTheme="majorHAnsi" w:cstheme="majorBidi" w:eastAsiaTheme="majorEastAsia" w:hAnsiTheme="majorHAnsi"/>
+      <w:rFonts w:ascii="Calibri" w:hAnsi="Calibri" w:eastAsia="" w:cs="" w:asciiTheme="majorHAnsi" w:cstheme="majorBidi" w:eastAsiaTheme="majorEastAsia" w:hAnsiTheme="majorHAnsi"/>
       <w:b/>
       <w:bCs/>
       <w:i/>
@@ -1270,7 +1354,7 @@
       <w:outlineLvl w:val="4"/>
     </w:pPr>
     <w:rPr>
-      <w:rFonts w:ascii="Calibri" w:hAnsi="Calibri" w:eastAsia="ＭＳ ゴシック" w:cs="" w:asciiTheme="majorHAnsi" w:cstheme="majorBidi" w:eastAsiaTheme="majorEastAsia" w:hAnsiTheme="majorHAnsi"/>
+      <w:rFonts w:ascii="Calibri" w:hAnsi="Calibri" w:eastAsia="" w:cs="" w:asciiTheme="majorHAnsi" w:cstheme="majorBidi" w:eastAsiaTheme="majorEastAsia" w:hAnsiTheme="majorHAnsi"/>
       <w:color w:themeColor="accent1" w:themeShade="7f" w:val="243F60"/>
     </w:rPr>
   </w:style>
@@ -1291,7 +1375,7 @@
       <w:outlineLvl w:val="5"/>
     </w:pPr>
     <w:rPr>
-      <w:rFonts w:ascii="Calibri" w:hAnsi="Calibri" w:eastAsia="ＭＳ ゴシック" w:cs="" w:asciiTheme="majorHAnsi" w:cstheme="majorBidi" w:eastAsiaTheme="majorEastAsia" w:hAnsiTheme="majorHAnsi"/>
+      <w:rFonts w:ascii="Calibri" w:hAnsi="Calibri" w:eastAsia="" w:cs="" w:asciiTheme="majorHAnsi" w:cstheme="majorBidi" w:eastAsiaTheme="majorEastAsia" w:hAnsiTheme="majorHAnsi"/>
       <w:i/>
       <w:iCs/>
       <w:color w:themeColor="accent1" w:themeShade="7f" w:val="243F60"/>
@@ -1314,7 +1398,7 @@
       <w:outlineLvl w:val="6"/>
     </w:pPr>
     <w:rPr>
-      <w:rFonts w:ascii="Calibri" w:hAnsi="Calibri" w:eastAsia="ＭＳ ゴシック" w:cs="" w:asciiTheme="majorHAnsi" w:cstheme="majorBidi" w:eastAsiaTheme="majorEastAsia" w:hAnsiTheme="majorHAnsi"/>
+      <w:rFonts w:ascii="Calibri" w:hAnsi="Calibri" w:eastAsia="" w:cs="" w:asciiTheme="majorHAnsi" w:cstheme="majorBidi" w:eastAsiaTheme="majorEastAsia" w:hAnsiTheme="majorHAnsi"/>
       <w:i/>
       <w:iCs/>
       <w:color w:themeColor="text1" w:themeTint="bf" w:val="404040"/>
@@ -1337,7 +1421,7 @@
       <w:outlineLvl w:val="7"/>
     </w:pPr>
     <w:rPr>
-      <w:rFonts w:ascii="Calibri" w:hAnsi="Calibri" w:eastAsia="ＭＳ ゴシック" w:cs="" w:asciiTheme="majorHAnsi" w:cstheme="majorBidi" w:eastAsiaTheme="majorEastAsia" w:hAnsiTheme="majorHAnsi"/>
+      <w:rFonts w:ascii="Calibri" w:hAnsi="Calibri" w:eastAsia="" w:cs="" w:asciiTheme="majorHAnsi" w:cstheme="majorBidi" w:eastAsiaTheme="majorEastAsia" w:hAnsiTheme="majorHAnsi"/>
       <w:color w:themeColor="accent1" w:val="4F81BD"/>
       <w:sz w:val="20"/>
       <w:szCs w:val="20"/>
@@ -1360,7 +1444,7 @@
       <w:outlineLvl w:val="8"/>
     </w:pPr>
     <w:rPr>
-      <w:rFonts w:ascii="Calibri" w:hAnsi="Calibri" w:eastAsia="ＭＳ ゴシック" w:cs="" w:asciiTheme="majorHAnsi" w:cstheme="majorBidi" w:eastAsiaTheme="majorEastAsia" w:hAnsiTheme="majorHAnsi"/>
+      <w:rFonts w:ascii="Calibri" w:hAnsi="Calibri" w:eastAsia="" w:cs="" w:asciiTheme="majorHAnsi" w:cstheme="majorBidi" w:eastAsiaTheme="majorEastAsia" w:hAnsiTheme="majorHAnsi"/>
       <w:i/>
       <w:iCs/>
       <w:color w:themeColor="text1" w:themeTint="bf" w:val="404040"/>
@@ -1399,7 +1483,7 @@
     <w:qFormat/>
     <w:rsid w:val="00fc693f"/>
     <w:rPr>
-      <w:rFonts w:ascii="Calibri" w:hAnsi="Calibri" w:eastAsia="ＭＳ ゴシック" w:cs="" w:asciiTheme="majorHAnsi" w:cstheme="majorBidi" w:eastAsiaTheme="majorEastAsia" w:hAnsiTheme="majorHAnsi"/>
+      <w:rFonts w:ascii="Calibri" w:hAnsi="Calibri" w:eastAsia="" w:cs="" w:asciiTheme="majorHAnsi" w:cstheme="majorBidi" w:eastAsiaTheme="majorEastAsia" w:hAnsiTheme="majorHAnsi"/>
       <w:b/>
       <w:bCs/>
       <w:color w:themeColor="accent1" w:themeShade="bf" w:val="365F91"/>
@@ -1414,7 +1498,7 @@
     <w:qFormat/>
     <w:rsid w:val="00fc693f"/>
     <w:rPr>
-      <w:rFonts w:ascii="Calibri" w:hAnsi="Calibri" w:eastAsia="ＭＳ ゴシック" w:cs="" w:asciiTheme="majorHAnsi" w:cstheme="majorBidi" w:eastAsiaTheme="majorEastAsia" w:hAnsiTheme="majorHAnsi"/>
+      <w:rFonts w:ascii="Calibri" w:hAnsi="Calibri" w:eastAsia="" w:cs="" w:asciiTheme="majorHAnsi" w:cstheme="majorBidi" w:eastAsiaTheme="majorEastAsia" w:hAnsiTheme="majorHAnsi"/>
       <w:b/>
       <w:bCs/>
       <w:color w:themeColor="accent1" w:val="4F81BD"/>
@@ -1429,7 +1513,7 @@
     <w:qFormat/>
     <w:rsid w:val="00fc693f"/>
     <w:rPr>
-      <w:rFonts w:ascii="Calibri" w:hAnsi="Calibri" w:eastAsia="ＭＳ ゴシック" w:cs="" w:asciiTheme="majorHAnsi" w:cstheme="majorBidi" w:eastAsiaTheme="majorEastAsia" w:hAnsiTheme="majorHAnsi"/>
+      <w:rFonts w:ascii="Calibri" w:hAnsi="Calibri" w:eastAsia="" w:cs="" w:asciiTheme="majorHAnsi" w:cstheme="majorBidi" w:eastAsiaTheme="majorEastAsia" w:hAnsiTheme="majorHAnsi"/>
       <w:b/>
       <w:bCs/>
       <w:color w:themeColor="accent1" w:val="4F81BD"/>
@@ -1442,7 +1526,7 @@
     <w:qFormat/>
     <w:rsid w:val="00fc693f"/>
     <w:rPr>
-      <w:rFonts w:ascii="Calibri" w:hAnsi="Calibri" w:eastAsia="ＭＳ ゴシック" w:cs="" w:asciiTheme="majorHAnsi" w:cstheme="majorBidi" w:eastAsiaTheme="majorEastAsia" w:hAnsiTheme="majorHAnsi"/>
+      <w:rFonts w:ascii="Calibri" w:hAnsi="Calibri" w:eastAsia="" w:cs="" w:asciiTheme="majorHAnsi" w:cstheme="majorBidi" w:eastAsiaTheme="majorEastAsia" w:hAnsiTheme="majorHAnsi"/>
       <w:color w:themeColor="text2" w:themeShade="bf" w:val="17365D"/>
       <w:spacing w:val="5"/>
       <w:kern w:val="2"/>
@@ -1457,7 +1541,7 @@
     <w:qFormat/>
     <w:rsid w:val="00fc693f"/>
     <w:rPr>
-      <w:rFonts w:ascii="Calibri" w:hAnsi="Calibri" w:eastAsia="ＭＳ ゴシック" w:cs="" w:asciiTheme="majorHAnsi" w:cstheme="majorBidi" w:eastAsiaTheme="majorEastAsia" w:hAnsiTheme="majorHAnsi"/>
+      <w:rFonts w:ascii="Calibri" w:hAnsi="Calibri" w:eastAsia="" w:cs="" w:asciiTheme="majorHAnsi" w:cstheme="majorBidi" w:eastAsiaTheme="majorEastAsia" w:hAnsiTheme="majorHAnsi"/>
       <w:i/>
       <w:iCs/>
       <w:color w:themeColor="accent1" w:val="4F81BD"/>
@@ -1529,7 +1613,7 @@
     <w:qFormat/>
     <w:rsid w:val="00fc693f"/>
     <w:rPr>
-      <w:rFonts w:ascii="Calibri" w:hAnsi="Calibri" w:eastAsia="ＭＳ ゴシック" w:cs="" w:asciiTheme="majorHAnsi" w:cstheme="majorBidi" w:eastAsiaTheme="majorEastAsia" w:hAnsiTheme="majorHAnsi"/>
+      <w:rFonts w:ascii="Calibri" w:hAnsi="Calibri" w:eastAsia="" w:cs="" w:asciiTheme="majorHAnsi" w:cstheme="majorBidi" w:eastAsiaTheme="majorEastAsia" w:hAnsiTheme="majorHAnsi"/>
       <w:b/>
       <w:bCs/>
       <w:i/>
@@ -1545,7 +1629,7 @@
     <w:qFormat/>
     <w:rsid w:val="00fc693f"/>
     <w:rPr>
-      <w:rFonts w:ascii="Calibri" w:hAnsi="Calibri" w:eastAsia="ＭＳ ゴシック" w:cs="" w:asciiTheme="majorHAnsi" w:cstheme="majorBidi" w:eastAsiaTheme="majorEastAsia" w:hAnsiTheme="majorHAnsi"/>
+      <w:rFonts w:ascii="Calibri" w:hAnsi="Calibri" w:eastAsia="" w:cs="" w:asciiTheme="majorHAnsi" w:cstheme="majorBidi" w:eastAsiaTheme="majorEastAsia" w:hAnsiTheme="majorHAnsi"/>
       <w:color w:themeColor="accent1" w:themeShade="7f" w:val="243F60"/>
     </w:rPr>
   </w:style>
@@ -1557,7 +1641,7 @@
     <w:qFormat/>
     <w:rsid w:val="00fc693f"/>
     <w:rPr>
-      <w:rFonts w:ascii="Calibri" w:hAnsi="Calibri" w:eastAsia="ＭＳ ゴシック" w:cs="" w:asciiTheme="majorHAnsi" w:cstheme="majorBidi" w:eastAsiaTheme="majorEastAsia" w:hAnsiTheme="majorHAnsi"/>
+      <w:rFonts w:ascii="Calibri" w:hAnsi="Calibri" w:eastAsia="" w:cs="" w:asciiTheme="majorHAnsi" w:cstheme="majorBidi" w:eastAsiaTheme="majorEastAsia" w:hAnsiTheme="majorHAnsi"/>
       <w:i/>
       <w:iCs/>
       <w:color w:themeColor="accent1" w:themeShade="7f" w:val="243F60"/>
@@ -1571,7 +1655,7 @@
     <w:qFormat/>
     <w:rsid w:val="00fc693f"/>
     <w:rPr>
-      <w:rFonts w:ascii="Calibri" w:hAnsi="Calibri" w:eastAsia="ＭＳ ゴシック" w:cs="" w:asciiTheme="majorHAnsi" w:cstheme="majorBidi" w:eastAsiaTheme="majorEastAsia" w:hAnsiTheme="majorHAnsi"/>
+      <w:rFonts w:ascii="Calibri" w:hAnsi="Calibri" w:eastAsia="" w:cs="" w:asciiTheme="majorHAnsi" w:cstheme="majorBidi" w:eastAsiaTheme="majorEastAsia" w:hAnsiTheme="majorHAnsi"/>
       <w:i/>
       <w:iCs/>
       <w:color w:themeColor="text1" w:themeTint="bf" w:val="404040"/>
@@ -1585,7 +1669,7 @@
     <w:qFormat/>
     <w:rsid w:val="00fc693f"/>
     <w:rPr>
-      <w:rFonts w:ascii="Calibri" w:hAnsi="Calibri" w:eastAsia="ＭＳ ゴシック" w:cs="" w:asciiTheme="majorHAnsi" w:cstheme="majorBidi" w:eastAsiaTheme="majorEastAsia" w:hAnsiTheme="majorHAnsi"/>
+      <w:rFonts w:ascii="Calibri" w:hAnsi="Calibri" w:eastAsia="" w:cs="" w:asciiTheme="majorHAnsi" w:cstheme="majorBidi" w:eastAsiaTheme="majorEastAsia" w:hAnsiTheme="majorHAnsi"/>
       <w:color w:themeColor="accent1" w:val="4F81BD"/>
       <w:sz w:val="20"/>
       <w:szCs w:val="20"/>
@@ -1599,7 +1683,7 @@
     <w:qFormat/>
     <w:rsid w:val="00fc693f"/>
     <w:rPr>
-      <w:rFonts w:ascii="Calibri" w:hAnsi="Calibri" w:eastAsia="ＭＳ ゴシック" w:cs="" w:asciiTheme="majorHAnsi" w:cstheme="majorBidi" w:eastAsiaTheme="majorEastAsia" w:hAnsiTheme="majorHAnsi"/>
+      <w:rFonts w:ascii="Calibri" w:hAnsi="Calibri" w:eastAsia="" w:cs="" w:asciiTheme="majorHAnsi" w:cstheme="majorBidi" w:eastAsiaTheme="majorEastAsia" w:hAnsiTheme="majorHAnsi"/>
       <w:i/>
       <w:iCs/>
       <w:color w:themeColor="text1" w:themeTint="bf" w:val="404040"/>
@@ -1829,12 +1913,13 @@
     <w:rsid w:val="00fc693f"/>
     <w:pPr>
       <w:widowControl/>
+      <w:suppressAutoHyphens w:val="true"/>
       <w:bidi w:val="0"/>
       <w:spacing w:lineRule="auto" w:line="240" w:before="0" w:after="0"/>
       <w:jc w:val="left"/>
     </w:pPr>
     <w:rPr>
-      <w:rFonts w:ascii="Cambria" w:hAnsi="Cambria" w:eastAsia="ＭＳ 明朝" w:cs="" w:asciiTheme="minorHAnsi" w:cstheme="minorBidi" w:eastAsiaTheme="minorEastAsia" w:hAnsiTheme="minorHAnsi"/>
+      <w:rFonts w:ascii="Cambria" w:hAnsi="Cambria" w:eastAsia="" w:cs="" w:asciiTheme="minorHAnsi" w:cstheme="minorBidi" w:eastAsiaTheme="minorEastAsia" w:hAnsiTheme="minorHAnsi"/>
       <w:color w:val="auto"/>
       <w:kern w:val="0"/>
       <w:sz w:val="22"/>
@@ -1858,7 +1943,7 @@
       <w:contextualSpacing/>
     </w:pPr>
     <w:rPr>
-      <w:rFonts w:ascii="Calibri" w:hAnsi="Calibri" w:eastAsia="ＭＳ ゴシック" w:cs="" w:asciiTheme="majorHAnsi" w:cstheme="majorBidi" w:eastAsiaTheme="majorEastAsia" w:hAnsiTheme="majorHAnsi"/>
+      <w:rFonts w:ascii="Calibri" w:hAnsi="Calibri" w:eastAsia="" w:cs="" w:asciiTheme="majorHAnsi" w:cstheme="majorBidi" w:eastAsiaTheme="majorEastAsia" w:hAnsiTheme="majorHAnsi"/>
       <w:color w:themeColor="text2" w:themeShade="bf" w:val="17365D"/>
       <w:spacing w:val="5"/>
       <w:kern w:val="2"/>
@@ -1876,7 +1961,7 @@
     <w:rsid w:val="00fc693f"/>
     <w:pPr/>
     <w:rPr>
-      <w:rFonts w:ascii="Calibri" w:hAnsi="Calibri" w:eastAsia="ＭＳ ゴシック" w:cs="" w:asciiTheme="majorHAnsi" w:cstheme="majorBidi" w:eastAsiaTheme="majorEastAsia" w:hAnsiTheme="majorHAnsi"/>
+      <w:rFonts w:ascii="Calibri" w:hAnsi="Calibri" w:eastAsia="" w:cs="" w:asciiTheme="majorHAnsi" w:cstheme="majorBidi" w:eastAsiaTheme="majorEastAsia" w:hAnsiTheme="majorHAnsi"/>
       <w:i/>
       <w:iCs/>
       <w:color w:themeColor="accent1" w:val="4F81BD"/>
@@ -2109,12 +2194,13 @@
         <w:tab w:val="left" w:pos="3456" w:leader="none"/>
         <w:tab w:val="left" w:pos="4032" w:leader="none"/>
       </w:tabs>
+      <w:suppressAutoHyphens w:val="true"/>
       <w:bidi w:val="0"/>
       <w:spacing w:lineRule="auto" w:line="276" w:before="0" w:after="200"/>
       <w:jc w:val="left"/>
     </w:pPr>
     <w:rPr>
-      <w:rFonts w:ascii="Courier" w:hAnsi="Courier" w:eastAsia="ＭＳ 明朝" w:cs="" w:cstheme="minorBidi" w:eastAsiaTheme="minorEastAsia"/>
+      <w:rFonts w:ascii="Courier" w:hAnsi="Courier" w:eastAsia="" w:cs="" w:cstheme="minorBidi" w:eastAsiaTheme="minorEastAsia"/>
       <w:color w:val="auto"/>
       <w:kern w:val="0"/>
       <w:sz w:val="20"/>
@@ -5312,7 +5398,6 @@
       <w:pPr>
         <w:spacing w:before="0" w:after="0" w:line="240" w:lineRule="auto"/>
       </w:pPr>
-      <w:rPr/>
       <w:tblPr/>
       <w:tcPr>
         <w:tcBorders>
@@ -5458,7 +5543,6 @@
       <w:pPr>
         <w:spacing w:before="0" w:after="0" w:line="240" w:lineRule="auto"/>
       </w:pPr>
-      <w:rPr/>
       <w:tblPr/>
       <w:tcPr>
         <w:tcBorders>
@@ -5604,7 +5688,6 @@
       <w:pPr>
         <w:spacing w:before="0" w:after="0" w:line="240" w:lineRule="auto"/>
       </w:pPr>
-      <w:rPr/>
       <w:tblPr/>
       <w:tcPr>
         <w:tcBorders>
@@ -5750,7 +5833,6 @@
       <w:pPr>
         <w:spacing w:before="0" w:after="0" w:line="240" w:lineRule="auto"/>
       </w:pPr>
-      <w:rPr/>
       <w:tblPr/>
       <w:tcPr>
         <w:tcBorders>
@@ -5896,7 +5978,6 @@
       <w:pPr>
         <w:spacing w:before="0" w:after="0" w:line="240" w:lineRule="auto"/>
       </w:pPr>
-      <w:rPr/>
       <w:tblPr/>
       <w:tcPr>
         <w:tcBorders>
@@ -6042,7 +6123,6 @@
       <w:pPr>
         <w:spacing w:before="0" w:after="0" w:line="240" w:lineRule="auto"/>
       </w:pPr>
-      <w:rPr/>
       <w:tblPr/>
       <w:tcPr>
         <w:tcBorders>
@@ -6188,7 +6268,6 @@
       <w:pPr>
         <w:spacing w:before="0" w:after="0" w:line="240" w:lineRule="auto"/>
       </w:pPr>
-      <w:rPr/>
       <w:tblPr/>
       <w:tcPr>
         <w:tcBorders>
